--- a/wwwroot/DocxModel/Checklist.docx
+++ b/wwwroot/DocxModel/Checklist.docx
@@ -454,11 +454,11 @@
       </w:tblPr>
       <w:tblGrid>
         <w:gridCol w:w="846"/>
-        <w:gridCol w:w="2693"/>
-        <w:gridCol w:w="2410"/>
-        <w:gridCol w:w="3989"/>
-        <w:gridCol w:w="1113"/>
-        <w:gridCol w:w="2836"/>
+        <w:gridCol w:w="2126"/>
+        <w:gridCol w:w="1701"/>
+        <w:gridCol w:w="5265"/>
+        <w:gridCol w:w="1114"/>
+        <w:gridCol w:w="2835"/>
         <w:gridCol w:w="1579"/>
       </w:tblGrid>
       <w:tr>
@@ -489,7 +489,7 @@
         </w:tc>
         <w:tc>
           <w:tcPr>
-            <w:tcW w:w="2693" w:type="dxa"/>
+            <w:tcW w:w="2126" w:type="dxa"/>
             <w:vAlign w:val="center"/>
           </w:tcPr>
           <w:p>
@@ -510,7 +510,7 @@
         </w:tc>
         <w:tc>
           <w:tcPr>
-            <w:tcW w:w="2410" w:type="dxa"/>
+            <w:tcW w:w="1701" w:type="dxa"/>
             <w:vAlign w:val="center"/>
           </w:tcPr>
           <w:p>
@@ -531,7 +531,7 @@
         </w:tc>
         <w:tc>
           <w:tcPr>
-            <w:tcW w:w="3989" w:type="dxa"/>
+            <w:tcW w:w="5265" w:type="dxa"/>
             <w:vAlign w:val="center"/>
           </w:tcPr>
           <w:p>
@@ -552,7 +552,7 @@
         </w:tc>
         <w:tc>
           <w:tcPr>
-            <w:tcW w:w="1113" w:type="dxa"/>
+            <w:tcW w:w="1114" w:type="dxa"/>
             <w:vAlign w:val="center"/>
           </w:tcPr>
           <w:p>
@@ -573,7 +573,7 @@
         </w:tc>
         <w:tc>
           <w:tcPr>
-            <w:tcW w:w="2836" w:type="dxa"/>
+            <w:tcW w:w="2835" w:type="dxa"/>
             <w:vAlign w:val="center"/>
           </w:tcPr>
           <w:p>
@@ -638,7 +638,7 @@
         </w:tc>
         <w:tc>
           <w:tcPr>
-            <w:tcW w:w="2693" w:type="dxa"/>
+            <w:tcW w:w="2126" w:type="dxa"/>
             <w:vAlign w:val="center"/>
           </w:tcPr>
           <w:p>
@@ -655,7 +655,7 @@
         </w:tc>
         <w:tc>
           <w:tcPr>
-            <w:tcW w:w="2410" w:type="dxa"/>
+            <w:tcW w:w="1701" w:type="dxa"/>
             <w:vAlign w:val="center"/>
           </w:tcPr>
           <w:p>
@@ -672,7 +672,7 @@
         </w:tc>
         <w:tc>
           <w:tcPr>
-            <w:tcW w:w="3989" w:type="dxa"/>
+            <w:tcW w:w="5265" w:type="dxa"/>
             <w:vAlign w:val="center"/>
           </w:tcPr>
           <w:p>
@@ -688,7 +688,7 @@
         </w:tc>
         <w:tc>
           <w:tcPr>
-            <w:tcW w:w="1113" w:type="dxa"/>
+            <w:tcW w:w="1114" w:type="dxa"/>
             <w:vAlign w:val="center"/>
           </w:tcPr>
           <w:p>
@@ -705,7 +705,7 @@
         </w:tc>
         <w:tc>
           <w:tcPr>
-            <w:tcW w:w="2836" w:type="dxa"/>
+            <w:tcW w:w="2835" w:type="dxa"/>
             <w:vAlign w:val="center"/>
           </w:tcPr>
           <w:p>
